--- a/3312_barchenkov_lebedev_sharapov-lab01.docx
+++ b/3312_barchenkov_lebedev_sharapov-lab01.docx
@@ -2432,6 +2432,7 @@
           <w:i/>
           <w:iCs/>
         </w:rPr>
+        <w:lastRenderedPageBreak/>
         <w:t>«</w:t>
       </w:r>
       <w:r>
@@ -2476,7 +2477,6 @@
           <w:i/>
           <w:iCs/>
         </w:rPr>
-        <w:lastRenderedPageBreak/>
         <w:t>«</w:t>
       </w:r>
       <w:r>
@@ -3108,7 +3108,23 @@
           <w:i/>
           <w:iCs/>
         </w:rPr>
-        <w:t xml:space="preserve">% with </w:t>
+        <w:t xml:space="preserve">% </w:t>
+      </w:r>
+      <w:proofErr w:type="spellStart"/>
+      <w:r>
+        <w:rPr>
+          <w:i/>
+          <w:iCs/>
+        </w:rPr>
+        <w:t>with</w:t>
+      </w:r>
+      <w:proofErr w:type="spellEnd"/>
+      <w:r>
+        <w:rPr>
+          <w:i/>
+          <w:iCs/>
+        </w:rPr>
+        <w:t xml:space="preserve"> </w:t>
       </w:r>
       <w:proofErr w:type="spellStart"/>
       <w:r>
@@ -3342,6 +3358,7 @@
           <w:sz w:val="24"/>
           <w:szCs w:val="22"/>
         </w:rPr>
+        <w:lastRenderedPageBreak/>
         <w:t>delivery_details</w:t>
       </w:r>
       <w:proofErr w:type="spellEnd"/>
@@ -3387,7 +3404,6 @@
           <w:sz w:val="24"/>
           <w:szCs w:val="22"/>
         </w:rPr>
-        <w:lastRenderedPageBreak/>
         <w:t>sustainability_badges</w:t>
       </w:r>
       <w:proofErr w:type="spellEnd"/>
@@ -24761,10 +24777,183 @@
     </w:tbl>
     <w:p>
       <w:pPr>
+        <w:spacing w:before="240"/>
+      </w:pPr>
+      <w:r>
+        <w:lastRenderedPageBreak/>
+        <w:t xml:space="preserve">Ссылка на </w:t>
+      </w:r>
+      <w:r>
         <w:rPr>
           <w:lang w:val="en-US"/>
         </w:rPr>
-      </w:pPr>
+        <w:t>GitHub</w:t>
+      </w:r>
+      <w:r>
+        <w:t xml:space="preserve">: </w:t>
+      </w:r>
+      <w:r>
+        <w:rPr>
+          <w:lang w:val="en-US"/>
+        </w:rPr>
+        <w:fldChar w:fldCharType="begin"/>
+      </w:r>
+      <w:r>
+        <w:rPr>
+          <w:lang w:val="en-US"/>
+        </w:rPr>
+        <w:instrText>HYPERLINK</w:instrText>
+      </w:r>
+      <w:r>
+        <w:instrText xml:space="preserve"> "</w:instrText>
+      </w:r>
+      <w:r>
+        <w:rPr>
+          <w:lang w:val="en-US"/>
+        </w:rPr>
+        <w:instrText>https</w:instrText>
+      </w:r>
+      <w:r>
+        <w:instrText>://</w:instrText>
+      </w:r>
+      <w:r>
+        <w:rPr>
+          <w:lang w:val="en-US"/>
+        </w:rPr>
+        <w:instrText>github</w:instrText>
+      </w:r>
+      <w:r>
+        <w:instrText>.</w:instrText>
+      </w:r>
+      <w:r>
+        <w:rPr>
+          <w:lang w:val="en-US"/>
+        </w:rPr>
+        <w:instrText>com</w:instrText>
+      </w:r>
+      <w:r>
+        <w:instrText>/</w:instrText>
+      </w:r>
+      <w:r>
+        <w:rPr>
+          <w:lang w:val="en-US"/>
+        </w:rPr>
+        <w:instrText>DexTver</w:instrText>
+      </w:r>
+      <w:r>
+        <w:instrText>/</w:instrText>
+      </w:r>
+      <w:r>
+        <w:rPr>
+          <w:lang w:val="en-US"/>
+        </w:rPr>
+        <w:instrText>ML</w:instrText>
+      </w:r>
+      <w:r>
+        <w:instrText>_</w:instrText>
+      </w:r>
+      <w:r>
+        <w:rPr>
+          <w:lang w:val="en-US"/>
+        </w:rPr>
+        <w:instrText>LETI</w:instrText>
+      </w:r>
+      <w:r>
+        <w:instrText>"</w:instrText>
+      </w:r>
+      <w:r>
+        <w:rPr>
+          <w:lang w:val="en-US"/>
+        </w:rPr>
+      </w:r>
+      <w:r>
+        <w:rPr>
+          <w:lang w:val="en-US"/>
+        </w:rPr>
+        <w:fldChar w:fldCharType="separate"/>
+      </w:r>
+      <w:r>
+        <w:rPr>
+          <w:rStyle w:val="af0"/>
+          <w:lang w:val="en-US"/>
+        </w:rPr>
+        <w:t>https</w:t>
+      </w:r>
+      <w:r>
+        <w:rPr>
+          <w:rStyle w:val="af0"/>
+        </w:rPr>
+        <w:t>://</w:t>
+      </w:r>
+      <w:proofErr w:type="spellStart"/>
+      <w:r>
+        <w:rPr>
+          <w:rStyle w:val="af0"/>
+          <w:lang w:val="en-US"/>
+        </w:rPr>
+        <w:t>github</w:t>
+      </w:r>
+      <w:proofErr w:type="spellEnd"/>
+      <w:r>
+        <w:rPr>
+          <w:rStyle w:val="af0"/>
+        </w:rPr>
+        <w:t>.</w:t>
+      </w:r>
+      <w:r>
+        <w:rPr>
+          <w:rStyle w:val="af0"/>
+          <w:lang w:val="en-US"/>
+        </w:rPr>
+        <w:t>com</w:t>
+      </w:r>
+      <w:r>
+        <w:rPr>
+          <w:rStyle w:val="af0"/>
+        </w:rPr>
+        <w:t>/</w:t>
+      </w:r>
+      <w:proofErr w:type="spellStart"/>
+      <w:r>
+        <w:rPr>
+          <w:rStyle w:val="af0"/>
+          <w:lang w:val="en-US"/>
+        </w:rPr>
+        <w:t>DexTver</w:t>
+      </w:r>
+      <w:proofErr w:type="spellEnd"/>
+      <w:r>
+        <w:rPr>
+          <w:rStyle w:val="af0"/>
+        </w:rPr>
+        <w:t>/</w:t>
+      </w:r>
+      <w:r>
+        <w:rPr>
+          <w:rStyle w:val="af0"/>
+          <w:lang w:val="en-US"/>
+        </w:rPr>
+        <w:t>ML</w:t>
+      </w:r>
+      <w:r>
+        <w:rPr>
+          <w:rStyle w:val="af0"/>
+        </w:rPr>
+        <w:t>_</w:t>
+      </w:r>
+      <w:r>
+        <w:rPr>
+          <w:rStyle w:val="af0"/>
+          <w:lang w:val="en-US"/>
+        </w:rPr>
+        <w:t>LETI</w:t>
+      </w:r>
+      <w:r>
+        <w:rPr>
+          <w:lang w:val="en-US"/>
+        </w:rPr>
+        <w:fldChar w:fldCharType="end"/>
+      </w:r>
     </w:p>
     <w:sectPr>
       <w:footerReference w:type="default" r:id="rId24"/>
@@ -24813,7 +25002,6 @@
         <w:docPartUnique/>
       </w:docPartObj>
     </w:sdtPr>
-    <w:sdtEndPr/>
     <w:sdtContent>
       <w:p>
         <w:pPr>

--- a/3312_barchenkov_lebedev_sharapov-lab01.docx
+++ b/3312_barchenkov_lebedev_sharapov-lab01.docx
@@ -710,7 +710,7 @@
             </w:rPr>
             <w:fldChar w:fldCharType="separate"/>
           </w:r>
-          <w:hyperlink w:anchor="_Toc210207325" w:history="1">
+          <w:hyperlink w:anchor="_Toc211380458" w:history="1">
             <w:r>
               <w:rPr>
                 <w:rStyle w:val="af0"/>
@@ -737,7 +737,7 @@
                 <w:noProof/>
                 <w:webHidden/>
               </w:rPr>
-              <w:instrText xml:space="preserve"> PAGEREF _Toc210207325 \h </w:instrText>
+              <w:instrText xml:space="preserve"> PAGEREF _Toc211380458 \h </w:instrText>
             </w:r>
             <w:r>
               <w:rPr>
@@ -781,7 +781,7 @@
               <w14:ligatures w14:val="standardContextual"/>
             </w:rPr>
           </w:pPr>
-          <w:hyperlink w:anchor="_Toc210207326" w:history="1">
+          <w:hyperlink w:anchor="_Toc211380459" w:history="1">
             <w:r>
               <w:rPr>
                 <w:rStyle w:val="af0"/>
@@ -808,7 +808,7 @@
                 <w:noProof/>
                 <w:webHidden/>
               </w:rPr>
-              <w:instrText xml:space="preserve"> PAGEREF _Toc210207326 \h </w:instrText>
+              <w:instrText xml:space="preserve"> PAGEREF _Toc211380459 \h </w:instrText>
             </w:r>
             <w:r>
               <w:rPr>
@@ -855,7 +855,7 @@
               <w14:ligatures w14:val="standardContextual"/>
             </w:rPr>
           </w:pPr>
-          <w:hyperlink w:anchor="_Toc210207327" w:history="1">
+          <w:hyperlink w:anchor="_Toc211380460" w:history="1">
             <w:r>
               <w:rPr>
                 <w:rStyle w:val="af0"/>
@@ -901,7 +901,7 @@
                 <w:noProof/>
                 <w:webHidden/>
               </w:rPr>
-              <w:instrText xml:space="preserve"> PAGEREF _Toc210207327 \h </w:instrText>
+              <w:instrText xml:space="preserve"> PAGEREF _Toc211380460 \h </w:instrText>
             </w:r>
             <w:r>
               <w:rPr>
@@ -949,7 +949,7 @@
               <w14:ligatures w14:val="standardContextual"/>
             </w:rPr>
           </w:pPr>
-          <w:hyperlink w:anchor="_Toc210207328" w:history="1">
+          <w:hyperlink w:anchor="_Toc211380461" w:history="1">
             <w:r>
               <w:rPr>
                 <w:rStyle w:val="af0"/>
@@ -995,7 +995,7 @@
                 <w:noProof/>
                 <w:webHidden/>
               </w:rPr>
-              <w:instrText xml:space="preserve"> PAGEREF _Toc210207328 \h </w:instrText>
+              <w:instrText xml:space="preserve"> PAGEREF _Toc211380461 \h </w:instrText>
             </w:r>
             <w:r>
               <w:rPr>
@@ -1043,7 +1043,7 @@
               <w14:ligatures w14:val="standardContextual"/>
             </w:rPr>
           </w:pPr>
-          <w:hyperlink w:anchor="_Toc210207329" w:history="1">
+          <w:hyperlink w:anchor="_Toc211380462" w:history="1">
             <w:r>
               <w:rPr>
                 <w:rStyle w:val="af0"/>
@@ -1089,7 +1089,7 @@
                 <w:noProof/>
                 <w:webHidden/>
               </w:rPr>
-              <w:instrText xml:space="preserve"> PAGEREF _Toc210207329 \h </w:instrText>
+              <w:instrText xml:space="preserve"> PAGEREF _Toc211380462 \h </w:instrText>
             </w:r>
             <w:r>
               <w:rPr>
@@ -1136,7 +1136,7 @@
               <w14:ligatures w14:val="standardContextual"/>
             </w:rPr>
           </w:pPr>
-          <w:hyperlink w:anchor="_Toc210207330" w:history="1">
+          <w:hyperlink w:anchor="_Toc211380463" w:history="1">
             <w:r>
               <w:rPr>
                 <w:rStyle w:val="af0"/>
@@ -1182,7 +1182,7 @@
                 <w:noProof/>
                 <w:webHidden/>
               </w:rPr>
-              <w:instrText xml:space="preserve"> PAGEREF _Toc210207330 \h </w:instrText>
+              <w:instrText xml:space="preserve"> PAGEREF _Toc211380463 \h </w:instrText>
             </w:r>
             <w:r>
               <w:rPr>
@@ -1230,7 +1230,7 @@
               <w14:ligatures w14:val="standardContextual"/>
             </w:rPr>
           </w:pPr>
-          <w:hyperlink w:anchor="_Toc210207331" w:history="1">
+          <w:hyperlink w:anchor="_Toc211380464" w:history="1">
             <w:r>
               <w:rPr>
                 <w:rStyle w:val="af0"/>
@@ -1276,7 +1276,7 @@
                 <w:noProof/>
                 <w:webHidden/>
               </w:rPr>
-              <w:instrText xml:space="preserve"> PAGEREF _Toc210207331 \h </w:instrText>
+              <w:instrText xml:space="preserve"> PAGEREF _Toc211380464 \h </w:instrText>
             </w:r>
             <w:r>
               <w:rPr>
@@ -1324,7 +1324,7 @@
               <w14:ligatures w14:val="standardContextual"/>
             </w:rPr>
           </w:pPr>
-          <w:hyperlink w:anchor="_Toc210207332" w:history="1">
+          <w:hyperlink w:anchor="_Toc211380465" w:history="1">
             <w:r>
               <w:rPr>
                 <w:rStyle w:val="af0"/>
@@ -1370,7 +1370,7 @@
                 <w:noProof/>
                 <w:webHidden/>
               </w:rPr>
-              <w:instrText xml:space="preserve"> PAGEREF _Toc210207332 \h </w:instrText>
+              <w:instrText xml:space="preserve"> PAGEREF _Toc211380465 \h </w:instrText>
             </w:r>
             <w:r>
               <w:rPr>
@@ -1418,7 +1418,7 @@
               <w14:ligatures w14:val="standardContextual"/>
             </w:rPr>
           </w:pPr>
-          <w:hyperlink w:anchor="_Toc210207333" w:history="1">
+          <w:hyperlink w:anchor="_Toc211380466" w:history="1">
             <w:r>
               <w:rPr>
                 <w:rStyle w:val="af0"/>
@@ -1464,7 +1464,7 @@
                 <w:noProof/>
                 <w:webHidden/>
               </w:rPr>
-              <w:instrText xml:space="preserve"> PAGEREF _Toc210207333 \h </w:instrText>
+              <w:instrText xml:space="preserve"> PAGEREF _Toc211380466 \h </w:instrText>
             </w:r>
             <w:r>
               <w:rPr>
@@ -1511,7 +1511,7 @@
               <w14:ligatures w14:val="standardContextual"/>
             </w:rPr>
           </w:pPr>
-          <w:hyperlink w:anchor="_Toc210207334" w:history="1">
+          <w:hyperlink w:anchor="_Toc211380467" w:history="1">
             <w:r>
               <w:rPr>
                 <w:rStyle w:val="af0"/>
@@ -1557,7 +1557,7 @@
                 <w:noProof/>
                 <w:webHidden/>
               </w:rPr>
-              <w:instrText xml:space="preserve"> PAGEREF _Toc210207334 \h </w:instrText>
+              <w:instrText xml:space="preserve"> PAGEREF _Toc211380467 \h </w:instrText>
             </w:r>
             <w:r>
               <w:rPr>
@@ -1601,7 +1601,7 @@
               <w14:ligatures w14:val="standardContextual"/>
             </w:rPr>
           </w:pPr>
-          <w:hyperlink w:anchor="_Toc210207335" w:history="1">
+          <w:hyperlink w:anchor="_Toc211380468" w:history="1">
             <w:r>
               <w:rPr>
                 <w:rStyle w:val="af0"/>
@@ -1628,7 +1628,7 @@
                 <w:noProof/>
                 <w:webHidden/>
               </w:rPr>
-              <w:instrText xml:space="preserve"> PAGEREF _Toc210207335 \h </w:instrText>
+              <w:instrText xml:space="preserve"> PAGEREF _Toc211380468 \h </w:instrText>
             </w:r>
             <w:r>
               <w:rPr>
@@ -1672,7 +1672,7 @@
               <w14:ligatures w14:val="standardContextual"/>
             </w:rPr>
           </w:pPr>
-          <w:hyperlink w:anchor="_Toc210207336" w:history="1">
+          <w:hyperlink w:anchor="_Toc211380469" w:history="1">
             <w:r>
               <w:rPr>
                 <w:rStyle w:val="af0"/>
@@ -1699,7 +1699,7 @@
                 <w:noProof/>
                 <w:webHidden/>
               </w:rPr>
-              <w:instrText xml:space="preserve"> PAGEREF _Toc210207336 \h </w:instrText>
+              <w:instrText xml:space="preserve"> PAGEREF _Toc211380469 \h </w:instrText>
             </w:r>
             <w:r>
               <w:rPr>
@@ -1770,7 +1770,7 @@
       <w:pPr>
         <w:pStyle w:val="a5"/>
       </w:pPr>
-      <w:bookmarkStart w:id="0" w:name="_Toc210207325"/>
+      <w:bookmarkStart w:id="0" w:name="_Toc211380458"/>
       <w:r>
         <w:lastRenderedPageBreak/>
         <w:t>Ц</w:t>
@@ -1789,7 +1789,7 @@
       <w:pPr>
         <w:pStyle w:val="a5"/>
       </w:pPr>
-      <w:bookmarkStart w:id="1" w:name="_Toc210207326"/>
+      <w:bookmarkStart w:id="1" w:name="_Toc211380459"/>
       <w:r>
         <w:t>ОПИСАНИЕ ЗАДАНИЯ</w:t>
       </w:r>
@@ -1953,7 +1953,7 @@
         </w:tabs>
         <w:ind w:left="0" w:firstLine="0"/>
       </w:pPr>
-      <w:bookmarkStart w:id="2" w:name="_Toc210207327"/>
+      <w:bookmarkStart w:id="2" w:name="_Toc211380460"/>
       <w:r>
         <w:lastRenderedPageBreak/>
         <w:t>ПОДГОТОВКА ДАННЫХ</w:t>
@@ -2010,7 +2010,7 @@
       <w:pPr>
         <w:pStyle w:val="1"/>
       </w:pPr>
-      <w:bookmarkStart w:id="3" w:name="_Toc210207328"/>
+      <w:bookmarkStart w:id="3" w:name="_Toc211380461"/>
       <w:r>
         <w:t>Анализ столбцов</w:t>
       </w:r>
@@ -3547,7 +3547,7 @@
       <w:pPr>
         <w:pStyle w:val="1"/>
       </w:pPr>
-      <w:bookmarkStart w:id="4" w:name="_Toc210207329"/>
+      <w:bookmarkStart w:id="4" w:name="_Toc211380462"/>
       <w:r>
         <w:t>Работа с данными</w:t>
       </w:r>
@@ -3723,7 +3723,7 @@
       <w:pPr>
         <w:pStyle w:val="a"/>
       </w:pPr>
-      <w:bookmarkStart w:id="5" w:name="_Toc210207330"/>
+      <w:bookmarkStart w:id="5" w:name="_Toc211380463"/>
       <w:r>
         <w:lastRenderedPageBreak/>
         <w:t>ВИЗУАЛИЗАЦИЯ ДАННЫХ</w:t>
@@ -3751,7 +3751,7 @@
       <w:pPr>
         <w:pStyle w:val="20"/>
       </w:pPr>
-      <w:bookmarkStart w:id="6" w:name="_Toc210207331"/>
+      <w:bookmarkStart w:id="6" w:name="_Toc211380464"/>
       <w:r>
         <w:t>Диаграммы рассеяния</w:t>
       </w:r>
@@ -4447,7 +4447,7 @@
       <w:pPr>
         <w:pStyle w:val="20"/>
       </w:pPr>
-      <w:bookmarkStart w:id="7" w:name="_Toc210207332"/>
+      <w:bookmarkStart w:id="7" w:name="_Toc211380465"/>
       <w:r>
         <w:t>Ящики с усами</w:t>
       </w:r>
@@ -5247,7 +5247,7 @@
       <w:pPr>
         <w:pStyle w:val="20"/>
       </w:pPr>
-      <w:bookmarkStart w:id="8" w:name="_Toc210207333"/>
+      <w:bookmarkStart w:id="8" w:name="_Toc211380466"/>
       <w:r>
         <w:t>Гистограммы</w:t>
       </w:r>
@@ -5467,7 +5467,7 @@
       <w:pPr>
         <w:pStyle w:val="a"/>
       </w:pPr>
-      <w:bookmarkStart w:id="9" w:name="_Toc210207334"/>
+      <w:bookmarkStart w:id="9" w:name="_Toc211380467"/>
       <w:r>
         <w:lastRenderedPageBreak/>
         <w:t>СТАТИСТИЧЕСКИЙ АНАЛИЗ</w:t>
@@ -6035,7 +6035,7 @@
       <w:pPr>
         <w:pStyle w:val="a5"/>
       </w:pPr>
-      <w:bookmarkStart w:id="10" w:name="_Toc210207335"/>
+      <w:bookmarkStart w:id="10" w:name="_Toc211380468"/>
       <w:r>
         <w:lastRenderedPageBreak/>
         <w:t>ВЫВОДЫ</w:t>
@@ -6394,7 +6394,7 @@
       <w:pPr>
         <w:pStyle w:val="a5"/>
       </w:pPr>
-      <w:bookmarkStart w:id="11" w:name="_Toc210207336"/>
+      <w:bookmarkStart w:id="11" w:name="_Toc211380469"/>
       <w:r>
         <w:lastRenderedPageBreak/>
         <w:t>ПРИЛОЖЕНИЕ</w:t>
@@ -24781,7 +24781,16 @@
       </w:pPr>
       <w:r>
         <w:lastRenderedPageBreak/>
-        <w:t xml:space="preserve">Ссылка на </w:t>
+        <w:t>Ссылка</w:t>
+      </w:r>
+      <w:r>
+        <w:t xml:space="preserve"> </w:t>
+      </w:r>
+      <w:r>
+        <w:t>на</w:t>
+      </w:r>
+      <w:r>
+        <w:t xml:space="preserve"> </w:t>
       </w:r>
       <w:r>
         <w:rPr>
@@ -24792,171 +24801,119 @@
       <w:r>
         <w:t xml:space="preserve">: </w:t>
       </w:r>
-      <w:r>
-        <w:rPr>
-          <w:lang w:val="en-US"/>
-        </w:rPr>
-        <w:fldChar w:fldCharType="begin"/>
-      </w:r>
-      <w:r>
-        <w:rPr>
-          <w:lang w:val="en-US"/>
-        </w:rPr>
-        <w:instrText>HYPERLINK</w:instrText>
-      </w:r>
-      <w:r>
-        <w:instrText xml:space="preserve"> "</w:instrText>
-      </w:r>
-      <w:r>
-        <w:rPr>
-          <w:lang w:val="en-US"/>
-        </w:rPr>
-        <w:instrText>https</w:instrText>
-      </w:r>
-      <w:r>
-        <w:instrText>://</w:instrText>
-      </w:r>
-      <w:r>
-        <w:rPr>
-          <w:lang w:val="en-US"/>
-        </w:rPr>
-        <w:instrText>github</w:instrText>
-      </w:r>
-      <w:r>
-        <w:instrText>.</w:instrText>
-      </w:r>
-      <w:r>
-        <w:rPr>
-          <w:lang w:val="en-US"/>
-        </w:rPr>
-        <w:instrText>com</w:instrText>
-      </w:r>
-      <w:r>
-        <w:instrText>/</w:instrText>
-      </w:r>
-      <w:r>
-        <w:rPr>
-          <w:lang w:val="en-US"/>
-        </w:rPr>
-        <w:instrText>DexTver</w:instrText>
-      </w:r>
-      <w:r>
-        <w:instrText>/</w:instrText>
-      </w:r>
-      <w:r>
-        <w:rPr>
-          <w:lang w:val="en-US"/>
-        </w:rPr>
-        <w:instrText>ML</w:instrText>
-      </w:r>
-      <w:r>
-        <w:instrText>_</w:instrText>
-      </w:r>
-      <w:r>
-        <w:rPr>
-          <w:lang w:val="en-US"/>
-        </w:rPr>
-        <w:instrText>LETI</w:instrText>
-      </w:r>
-      <w:r>
-        <w:instrText>"</w:instrText>
-      </w:r>
-      <w:r>
-        <w:rPr>
-          <w:lang w:val="en-US"/>
-        </w:rPr>
-      </w:r>
-      <w:r>
-        <w:rPr>
-          <w:lang w:val="en-US"/>
-        </w:rPr>
-        <w:fldChar w:fldCharType="separate"/>
-      </w:r>
-      <w:r>
-        <w:rPr>
-          <w:rStyle w:val="af0"/>
-          <w:lang w:val="en-US"/>
-        </w:rPr>
-        <w:t>https</w:t>
-      </w:r>
-      <w:r>
-        <w:rPr>
-          <w:rStyle w:val="af0"/>
-        </w:rPr>
-        <w:t>://</w:t>
-      </w:r>
-      <w:proofErr w:type="spellStart"/>
-      <w:r>
-        <w:rPr>
-          <w:rStyle w:val="af0"/>
-          <w:lang w:val="en-US"/>
-        </w:rPr>
-        <w:t>github</w:t>
-      </w:r>
-      <w:proofErr w:type="spellEnd"/>
-      <w:r>
-        <w:rPr>
-          <w:rStyle w:val="af0"/>
-        </w:rPr>
-        <w:t>.</w:t>
-      </w:r>
-      <w:r>
-        <w:rPr>
-          <w:rStyle w:val="af0"/>
-          <w:lang w:val="en-US"/>
-        </w:rPr>
-        <w:t>com</w:t>
-      </w:r>
-      <w:r>
-        <w:rPr>
-          <w:rStyle w:val="af0"/>
-        </w:rPr>
-        <w:t>/</w:t>
-      </w:r>
-      <w:proofErr w:type="spellStart"/>
-      <w:r>
-        <w:rPr>
-          <w:rStyle w:val="af0"/>
-          <w:lang w:val="en-US"/>
-        </w:rPr>
-        <w:t>DexTver</w:t>
-      </w:r>
-      <w:proofErr w:type="spellEnd"/>
-      <w:r>
-        <w:rPr>
-          <w:rStyle w:val="af0"/>
-        </w:rPr>
-        <w:t>/</w:t>
-      </w:r>
-      <w:r>
-        <w:rPr>
-          <w:rStyle w:val="af0"/>
-          <w:lang w:val="en-US"/>
-        </w:rPr>
-        <w:t>ML</w:t>
-      </w:r>
-      <w:r>
-        <w:rPr>
-          <w:rStyle w:val="af0"/>
-        </w:rPr>
-        <w:t>_</w:t>
-      </w:r>
-      <w:r>
-        <w:rPr>
-          <w:rStyle w:val="af0"/>
-          <w:lang w:val="en-US"/>
-        </w:rPr>
-        <w:t>LETI</w:t>
-      </w:r>
-      <w:r>
-        <w:rPr>
-          <w:lang w:val="en-US"/>
-        </w:rPr>
-        <w:fldChar w:fldCharType="end"/>
-      </w:r>
+      <w:hyperlink r:id="rId24" w:history="1">
+        <w:r>
+          <w:rPr>
+            <w:rStyle w:val="af0"/>
+            <w:lang w:val="en-US"/>
+          </w:rPr>
+          <w:t>https</w:t>
+        </w:r>
+        <w:r>
+          <w:rPr>
+            <w:rStyle w:val="af0"/>
+          </w:rPr>
+          <w:t>://</w:t>
+        </w:r>
+        <w:proofErr w:type="spellStart"/>
+        <w:r>
+          <w:rPr>
+            <w:rStyle w:val="af0"/>
+            <w:lang w:val="en-US"/>
+          </w:rPr>
+          <w:t>github</w:t>
+        </w:r>
+        <w:proofErr w:type="spellEnd"/>
+        <w:r>
+          <w:rPr>
+            <w:rStyle w:val="af0"/>
+          </w:rPr>
+          <w:t>.</w:t>
+        </w:r>
+        <w:r>
+          <w:rPr>
+            <w:rStyle w:val="af0"/>
+            <w:lang w:val="en-US"/>
+          </w:rPr>
+          <w:t>com</w:t>
+        </w:r>
+        <w:r>
+          <w:rPr>
+            <w:rStyle w:val="af0"/>
+          </w:rPr>
+          <w:t>/</w:t>
+        </w:r>
+        <w:proofErr w:type="spellStart"/>
+        <w:r>
+          <w:rPr>
+            <w:rStyle w:val="af0"/>
+            <w:lang w:val="en-US"/>
+          </w:rPr>
+          <w:t>DexTver</w:t>
+        </w:r>
+        <w:proofErr w:type="spellEnd"/>
+        <w:r>
+          <w:rPr>
+            <w:rStyle w:val="af0"/>
+          </w:rPr>
+          <w:t>/</w:t>
+        </w:r>
+        <w:r>
+          <w:rPr>
+            <w:rStyle w:val="af0"/>
+            <w:lang w:val="en-US"/>
+          </w:rPr>
+          <w:t>ML</w:t>
+        </w:r>
+        <w:r>
+          <w:rPr>
+            <w:rStyle w:val="af0"/>
+          </w:rPr>
+          <w:t>_</w:t>
+        </w:r>
+        <w:r>
+          <w:rPr>
+            <w:rStyle w:val="af0"/>
+            <w:lang w:val="en-US"/>
+          </w:rPr>
+          <w:t>LETI</w:t>
+        </w:r>
+        <w:r>
+          <w:rPr>
+            <w:rStyle w:val="af0"/>
+          </w:rPr>
+          <w:t>/</w:t>
+        </w:r>
+        <w:r>
+          <w:rPr>
+            <w:rStyle w:val="af0"/>
+            <w:lang w:val="en-US"/>
+          </w:rPr>
+          <w:t>tree</w:t>
+        </w:r>
+        <w:r>
+          <w:rPr>
+            <w:rStyle w:val="af0"/>
+          </w:rPr>
+          <w:t>/</w:t>
+        </w:r>
+        <w:r>
+          <w:rPr>
+            <w:rStyle w:val="af0"/>
+            <w:lang w:val="en-US"/>
+          </w:rPr>
+          <w:t>lab</w:t>
+        </w:r>
+        <w:r>
+          <w:rPr>
+            <w:rStyle w:val="af0"/>
+          </w:rPr>
+          <w:t>_01</w:t>
+        </w:r>
+      </w:hyperlink>
     </w:p>
     <w:sectPr>
-      <w:footerReference w:type="default" r:id="rId24"/>
+      <w:footerReference w:type="default" r:id="rId25"/>
       <w:pgSz w:w="11906" w:h="16838"/>
       <w:pgMar w:top="1134" w:right="850" w:bottom="1134" w:left="1701" w:header="708" w:footer="708" w:gutter="0"/>
       <w:cols w:space="708"/>
